--- a/docs/LES_STAGIAIRES_Cahier_des_charges_MVP.docx
+++ b/docs/LES_STAGIAIRES_Cahier_des_charges_MVP.docx
@@ -808,7 +808,7 @@
                 <w:sz w:val="18"/>
                 <w:szCs w:val="18"/>
               </w:rPr>
-              <w:t xml:space="preserve">Gestion des mineurs</w:t>
+              <w:t xml:space="preserve">Gestion des mineurs — compte restreint</w:t>
             </w:r>
           </w:p>
         </w:tc>
@@ -828,7 +828,193 @@
                 <w:sz w:val="18"/>
                 <w:szCs w:val="18"/>
               </w:rPr>
-              <w:t xml:space="preserve">Gérer les comptes des utilisateurs mineurs et leur rattachement parental</w:t>
+              <w:t xml:space="preserve">Un utilisateur mineur peut créer un profil et explorer l'application immédiatement, en mode restreint, dès la saisie du numéro d'un parent/tuteur</w:t>
+            </w:r>
+          </w:p>
+        </w:tc>
+      </w:tr>
+      <w:tr>
+        <w:tc>
+          <w:tcPr>
+            <w:tcW w:type="dxa" w:w="1500"/>
+            <w:tcMar>
+              <w:top w:type="dxa" w:w="70"/>
+              <w:left w:type="dxa" w:w="100"/>
+              <w:bottom w:type="dxa" w:w="70"/>
+              <w:right w:type="dxa" w:w="100"/>
+            </w:tcMar>
+          </w:tcPr>
+          <w:p>
+            <w:r>
+              <w:rPr>
+                <w:sz w:val="18"/>
+                <w:szCs w:val="18"/>
+              </w:rPr>
+              <w:t xml:space="preserve">FR-AUTH-004a</w:t>
+            </w:r>
+          </w:p>
+        </w:tc>
+        <w:tc>
+          <w:tcPr>
+            <w:tcW w:type="dxa" w:w="2400"/>
+            <w:tcMar>
+              <w:top w:type="dxa" w:w="70"/>
+              <w:left w:type="dxa" w:w="100"/>
+              <w:bottom w:type="dxa" w:w="70"/>
+              <w:right w:type="dxa" w:w="100"/>
+            </w:tcMar>
+          </w:tcPr>
+          <w:p>
+            <w:r>
+              <w:rPr>
+                <w:sz w:val="18"/>
+                <w:szCs w:val="18"/>
+              </w:rPr>
+              <w:t xml:space="preserve">Consentement parental actif</w:t>
+            </w:r>
+          </w:p>
+        </w:tc>
+        <w:tc>
+          <w:tcPr>
+            <w:tcW w:type="dxa" w:w="5460"/>
+            <w:tcMar>
+              <w:top w:type="dxa" w:w="70"/>
+              <w:left w:type="dxa" w:w="100"/>
+              <w:bottom w:type="dxa" w:w="70"/>
+              <w:right w:type="dxa" w:w="100"/>
+            </w:tcMar>
+          </w:tcPr>
+          <w:p>
+            <w:r>
+              <w:rPr>
+                <w:sz w:val="18"/>
+                <w:szCs w:val="18"/>
+              </w:rPr>
+              <w:t xml:space="preserve">Envoyer un SMS au parent/tuteur expliquant LES STAGIAIRES et ce que le mineur a renseigné, avec un lien ou code à valider activement — une notification passive ne suffit pas</w:t>
+            </w:r>
+          </w:p>
+        </w:tc>
+      </w:tr>
+      <w:tr>
+        <w:tc>
+          <w:tcPr>
+            <w:tcW w:type="dxa" w:w="1500"/>
+            <w:tcMar>
+              <w:top w:type="dxa" w:w="70"/>
+              <w:left w:type="dxa" w:w="100"/>
+              <w:bottom w:type="dxa" w:w="70"/>
+              <w:right w:type="dxa" w:w="100"/>
+            </w:tcMar>
+          </w:tcPr>
+          <w:p>
+            <w:r>
+              <w:rPr>
+                <w:sz w:val="18"/>
+                <w:szCs w:val="18"/>
+              </w:rPr>
+              <w:t xml:space="preserve">FR-AUTH-004b</w:t>
+            </w:r>
+          </w:p>
+        </w:tc>
+        <w:tc>
+          <w:tcPr>
+            <w:tcW w:type="dxa" w:w="2400"/>
+            <w:tcMar>
+              <w:top w:type="dxa" w:w="70"/>
+              <w:left w:type="dxa" w:w="100"/>
+              <w:bottom w:type="dxa" w:w="70"/>
+              <w:right w:type="dxa" w:w="100"/>
+            </w:tcMar>
+          </w:tcPr>
+          <w:p>
+            <w:r>
+              <w:rPr>
+                <w:sz w:val="18"/>
+                <w:szCs w:val="18"/>
+              </w:rPr>
+              <w:t xml:space="preserve">Déblocage progressif</w:t>
+            </w:r>
+          </w:p>
+        </w:tc>
+        <w:tc>
+          <w:tcPr>
+            <w:tcW w:type="dxa" w:w="5460"/>
+            <w:tcMar>
+              <w:top w:type="dxa" w:w="70"/>
+              <w:left w:type="dxa" w:w="100"/>
+              <w:bottom w:type="dxa" w:w="70"/>
+              <w:right w:type="dxa" w:w="100"/>
+            </w:tcMar>
+          </w:tcPr>
+          <w:p>
+            <w:r>
+              <w:rPr>
+                <w:sz w:val="18"/>
+                <w:szCs w:val="18"/>
+              </w:rPr>
+              <w:t xml:space="preserve">Ne débloquer la candidature réelle, la signature de convention et le partage de documents du Digital Safe qu'après validation parentale confirmée</w:t>
+            </w:r>
+          </w:p>
+        </w:tc>
+      </w:tr>
+      <w:tr>
+        <w:tc>
+          <w:tcPr>
+            <w:tcW w:type="dxa" w:w="1500"/>
+            <w:tcMar>
+              <w:top w:type="dxa" w:w="70"/>
+              <w:left w:type="dxa" w:w="100"/>
+              <w:bottom w:type="dxa" w:w="70"/>
+              <w:right w:type="dxa" w:w="100"/>
+            </w:tcMar>
+          </w:tcPr>
+          <w:p>
+            <w:r>
+              <w:rPr>
+                <w:sz w:val="18"/>
+                <w:szCs w:val="18"/>
+              </w:rPr>
+              <w:t xml:space="preserve">FR-AUTH-004c</w:t>
+            </w:r>
+          </w:p>
+        </w:tc>
+        <w:tc>
+          <w:tcPr>
+            <w:tcW w:type="dxa" w:w="2400"/>
+            <w:tcMar>
+              <w:top w:type="dxa" w:w="70"/>
+              <w:left w:type="dxa" w:w="100"/>
+              <w:bottom w:type="dxa" w:w="70"/>
+              <w:right w:type="dxa" w:w="100"/>
+            </w:tcMar>
+          </w:tcPr>
+          <w:p>
+            <w:r>
+              <w:rPr>
+                <w:sz w:val="18"/>
+                <w:szCs w:val="18"/>
+              </w:rPr>
+              <w:t xml:space="preserve">Expiration de la demande</w:t>
+            </w:r>
+          </w:p>
+        </w:tc>
+        <w:tc>
+          <w:tcPr>
+            <w:tcW w:type="dxa" w:w="5460"/>
+            <w:tcMar>
+              <w:top w:type="dxa" w:w="70"/>
+              <w:left w:type="dxa" w:w="100"/>
+              <w:bottom w:type="dxa" w:w="70"/>
+              <w:right w:type="dxa" w:w="100"/>
+            </w:tcMar>
+          </w:tcPr>
+          <w:p>
+            <w:r>
+              <w:rPr>
+                <w:sz w:val="18"/>
+                <w:szCs w:val="18"/>
+              </w:rPr>
+              <w:t xml:space="preserve">Signaler puis suspendre un compte mineur resté en attente de validation parentale au-delà de 30 jours</w:t>
             </w:r>
           </w:p>
         </w:tc>
@@ -1207,6 +1393,19 @@
     </w:p>
     <w:p>
       <w:pPr>
+        <w:pStyle w:val="ListParagraph"/>
+        <w:numPr>
+          <w:ilvl w:val="0"/>
+          <w:numId w:val="1"/>
+        </w:numPr>
+        <w:spacing w:after="60"/>
+      </w:pPr>
+      <w:r>
+        <w:t xml:space="preserve">Vérification de la pièce d'identité du parent/tuteur (le numéro de téléphone déclaré reste une limite connue et assumée du MVP, à renforcer en Couche 2 si le volume le justifie)</w:t>
+      </w:r>
+    </w:p>
+    <w:p>
+      <w:pPr>
         <w:spacing w:after="80" w:before="160"/>
       </w:pPr>
       <w:r>
@@ -1227,7 +1426,7 @@
         <w:spacing w:after="140"/>
       </w:pPr>
       <w:r>
-        <w:t xml:space="preserve">Un utilisateur peut créer un compte, être vérifié par OTP, recevoir son LS-ID, et un mineur ne peut être inscrit sans rattachement parental fonctionnel — testé sur Android, iOS et Web.</w:t>
+        <w:t xml:space="preserve">Un utilisateur peut créer un compte, être vérifié par OTP, recevoir son LS-ID. Un mineur peut créer un profil en mode restreint dès la saisie du contact d'un parent ; ce dernier reçoit un SMS de consentement actif ; sans validation, la candidature réelle, la signature de convention et le partage de documents restent bloqués, et le compte est signalé après 30 jours sans réponse — testé sur Android, iOS et Web.</w:t>
       </w:r>
     </w:p>
     <w:p>
